--- a/files/aamas20_sup.docx
+++ b/files/aamas20_sup.docx
@@ -22,35 +22,7 @@
           <w:sz w:val="46"/>
           <w:szCs w:val="46"/>
         </w:rPr>
-        <w:t xml:space="preserve">Supplemental Materials to Submission: </w:t>
-      </w:r>
-      <w:bookmarkStart w:id="0" w:name="_GoBack"/>
-      <w:bookmarkEnd w:id="0"/>
-      <w:r>
-        <w:rPr>
-          <w:rFonts w:ascii="Times" w:hAnsi="Times" w:cs="Times New Roman"/>
-          <w:sz w:val="46"/>
-          <w:szCs w:val="46"/>
-        </w:rPr>
-        <w:t xml:space="preserve">Hierarchical </w:t>
-      </w:r>
-      <w:proofErr w:type="spellStart"/>
-      <w:r>
-        <w:rPr>
-          <w:rFonts w:ascii="Times" w:hAnsi="Times" w:cs="Times New Roman"/>
-          <w:sz w:val="46"/>
-          <w:szCs w:val="46"/>
-        </w:rPr>
-        <w:t>Multiagent</w:t>
-      </w:r>
-      <w:proofErr w:type="spellEnd"/>
-      <w:r>
-        <w:rPr>
-          <w:rFonts w:ascii="Times" w:hAnsi="Times" w:cs="Times New Roman"/>
-          <w:sz w:val="46"/>
-          <w:szCs w:val="46"/>
-        </w:rPr>
-        <w:t xml:space="preserve"> Reinforcement Learning</w:t>
+        <w:t>Supplemental Materials to Submission: Hierarchical Multiagent Reinforcement Learning</w:t>
       </w:r>
       <w:r>
         <w:rPr>
@@ -726,19 +698,8 @@
           <w:sz w:val="38"/>
           <w:szCs w:val="38"/>
         </w:rPr>
-        <w:t xml:space="preserve">2. Sampling </w:t>
-      </w:r>
-      <w:proofErr w:type="gramStart"/>
-      <w:r>
-        <w:rPr>
-          <w:rFonts w:ascii="Times" w:hAnsi="Times" w:cs="Times New Roman"/>
-          <w:b/>
-          <w:sz w:val="38"/>
-          <w:szCs w:val="38"/>
-        </w:rPr>
-        <w:t>Process :</w:t>
-      </w:r>
-      <w:proofErr w:type="gramEnd"/>
+        <w:t>2. Sampling Process :</w:t>
+      </w:r>
     </w:p>
     <w:p>
       <w:pPr>
@@ -1202,12 +1163,146 @@
         <w:spacing w:after="240"/>
         <w:rPr>
           <w:rFonts w:ascii="Times" w:hAnsi="Times" w:cs="Times New Roman"/>
+          <w:b/>
+          <w:sz w:val="38"/>
+          <w:szCs w:val="38"/>
+        </w:rPr>
+      </w:pPr>
+      <w:r>
+        <w:rPr>
+          <w:rFonts w:ascii="Times" w:hAnsi="Times" w:cs="Times New Roman"/>
+          <w:b/>
+          <w:sz w:val="38"/>
+          <w:szCs w:val="38"/>
+        </w:rPr>
+        <w:lastRenderedPageBreak/>
+        <w:t>3</w:t>
+      </w:r>
+      <w:r>
+        <w:rPr>
+          <w:rFonts w:ascii="Times" w:hAnsi="Times" w:cs="Times New Roman"/>
+          <w:b/>
+          <w:sz w:val="38"/>
+          <w:szCs w:val="38"/>
+        </w:rPr>
+        <w:t xml:space="preserve">. </w:t>
+      </w:r>
+      <w:r>
+        <w:rPr>
+          <w:rFonts w:ascii="Times" w:hAnsi="Times" w:cs="Times New Roman"/>
+          <w:b/>
+          <w:sz w:val="38"/>
+          <w:szCs w:val="38"/>
+        </w:rPr>
+        <w:t>Simulator Accuracy</w:t>
+      </w:r>
+      <w:r>
+        <w:rPr>
+          <w:rFonts w:ascii="Times" w:hAnsi="Times" w:cs="Times New Roman"/>
+          <w:b/>
+          <w:sz w:val="38"/>
+          <w:szCs w:val="38"/>
+        </w:rPr>
+        <w:t xml:space="preserve"> :</w:t>
+      </w:r>
+    </w:p>
+    <w:p>
+      <w:pPr>
+        <w:widowControl w:val="0"/>
+        <w:autoSpaceDE w:val="0"/>
+        <w:autoSpaceDN w:val="0"/>
+        <w:adjustRightInd w:val="0"/>
+        <w:spacing w:after="240"/>
+        <w:rPr>
+          <w:rFonts w:ascii="Times" w:hAnsi="Times" w:cs="Times New Roman"/>
+          <w:b/>
+          <w:sz w:val="38"/>
+          <w:szCs w:val="38"/>
+        </w:rPr>
+      </w:pPr>
+      <w:r>
+        <w:rPr>
+          <w:rFonts w:ascii="Times" w:hAnsi="Times" w:cs="Times New Roman"/>
+          <w:b/>
+          <w:noProof/>
+          <w:sz w:val="38"/>
+          <w:szCs w:val="38"/>
+        </w:rPr>
+        <w:drawing>
+          <wp:inline distT="0" distB="0" distL="0" distR="0" wp14:anchorId="50947CEC" wp14:editId="0CE24B57">
+            <wp:extent cx="5937885" cy="4583430"/>
+            <wp:effectExtent l="0" t="0" r="5715" b="0"/>
+            <wp:docPr id="2" name="Picture 2" descr="/Users/james/Dropbox/Buffer/AAMAS20/AAMAS_20/AAMAS20_camready/figures/sim_acc.png"/>
+            <wp:cNvGraphicFramePr>
+              <a:graphicFrameLocks xmlns:a="http://schemas.openxmlformats.org/drawingml/2006/main" noChangeAspect="1"/>
+            </wp:cNvGraphicFramePr>
+            <a:graphic xmlns:a="http://schemas.openxmlformats.org/drawingml/2006/main">
+              <a:graphicData uri="http://schemas.openxmlformats.org/drawingml/2006/picture">
+                <pic:pic xmlns:pic="http://schemas.openxmlformats.org/drawingml/2006/picture">
+                  <pic:nvPicPr>
+                    <pic:cNvPr id="0" name="Picture 1" descr="/Users/james/Dropbox/Buffer/AAMAS20/AAMAS_20/AAMAS20_camready/figures/sim_acc.png"/>
+                    <pic:cNvPicPr>
+                      <a:picLocks noChangeAspect="1" noChangeArrowheads="1"/>
+                    </pic:cNvPicPr>
+                  </pic:nvPicPr>
+                  <pic:blipFill>
+                    <a:blip r:embed="rId20">
+                      <a:extLst>
+                        <a:ext uri="{28A0092B-C50C-407E-A947-70E740481C1C}">
+                          <a14:useLocalDpi xmlns:a14="http://schemas.microsoft.com/office/drawing/2010/main" val="0"/>
+                        </a:ext>
+                      </a:extLst>
+                    </a:blip>
+                    <a:srcRect/>
+                    <a:stretch>
+                      <a:fillRect/>
+                    </a:stretch>
+                  </pic:blipFill>
+                  <pic:spPr bwMode="auto">
+                    <a:xfrm>
+                      <a:off x="0" y="0"/>
+                      <a:ext cx="5937885" cy="4583430"/>
+                    </a:xfrm>
+                    <a:prstGeom prst="rect">
+                      <a:avLst/>
+                    </a:prstGeom>
+                    <a:noFill/>
+                    <a:ln>
+                      <a:noFill/>
+                    </a:ln>
+                  </pic:spPr>
+                </pic:pic>
+              </a:graphicData>
+            </a:graphic>
+          </wp:inline>
+        </w:drawing>
+      </w:r>
+    </w:p>
+    <w:p>
+      <w:pPr>
+        <w:widowControl w:val="0"/>
+        <w:autoSpaceDE w:val="0"/>
+        <w:autoSpaceDN w:val="0"/>
+        <w:adjustRightInd w:val="0"/>
+        <w:spacing w:after="240"/>
+      </w:pPr>
+      <w:bookmarkStart w:id="0" w:name="_GoBack"/>
+      <w:bookmarkEnd w:id="0"/>
+    </w:p>
+    <w:p>
+      <w:pPr>
+        <w:widowControl w:val="0"/>
+        <w:autoSpaceDE w:val="0"/>
+        <w:autoSpaceDN w:val="0"/>
+        <w:adjustRightInd w:val="0"/>
+        <w:spacing w:after="240"/>
+        <w:rPr>
+          <w:rFonts w:ascii="Times" w:hAnsi="Times" w:cs="Times New Roman"/>
           <w:sz w:val="30"/>
           <w:szCs w:val="30"/>
         </w:rPr>
       </w:pPr>
       <w:r>
-        <w:lastRenderedPageBreak/>
         <w:tab/>
       </w:r>
       <w:r>
@@ -1243,45 +1338,8 @@
           <w:sz w:val="30"/>
           <w:szCs w:val="30"/>
         </w:rPr>
-        <w:t>[1</w:t>
-      </w:r>
-      <w:proofErr w:type="gramStart"/>
-      <w:r>
-        <w:rPr>
-          <w:rFonts w:ascii="Times" w:hAnsi="Times" w:cs="Times New Roman"/>
-          <w:sz w:val="30"/>
-          <w:szCs w:val="30"/>
-        </w:rPr>
-        <w:t>]  Jimmy</w:t>
-      </w:r>
-      <w:proofErr w:type="gramEnd"/>
-      <w:r>
-        <w:rPr>
-          <w:rFonts w:ascii="Times" w:hAnsi="Times" w:cs="Times New Roman"/>
-          <w:sz w:val="30"/>
-          <w:szCs w:val="30"/>
-        </w:rPr>
-        <w:t xml:space="preserve"> Ba, Ryan </w:t>
-      </w:r>
-      <w:proofErr w:type="spellStart"/>
-      <w:r>
-        <w:rPr>
-          <w:rFonts w:ascii="Times" w:hAnsi="Times" w:cs="Times New Roman"/>
-          <w:sz w:val="30"/>
-          <w:szCs w:val="30"/>
-        </w:rPr>
-        <w:t>Kiros</w:t>
-      </w:r>
-      <w:proofErr w:type="spellEnd"/>
-      <w:r>
-        <w:rPr>
-          <w:rFonts w:ascii="Times" w:hAnsi="Times" w:cs="Times New Roman"/>
-          <w:sz w:val="30"/>
-          <w:szCs w:val="30"/>
-        </w:rPr>
-        <w:t xml:space="preserve">, and Geoffrey E. Hinton. Layer normalization. </w:t>
-      </w:r>
-      <w:proofErr w:type="spellStart"/>
+        <w:t xml:space="preserve">[1]  Jimmy Ba, Ryan Kiros, and Geoffrey E. Hinton. Layer normalization. </w:t>
+      </w:r>
       <w:r>
         <w:rPr>
           <w:rFonts w:ascii="Times" w:hAnsi="Times" w:cs="Times New Roman"/>
@@ -1292,7 +1350,6 @@
         </w:rPr>
         <w:t>CoRR</w:t>
       </w:r>
-      <w:proofErr w:type="spellEnd"/>
       <w:r>
         <w:rPr>
           <w:rFonts w:ascii="Times" w:hAnsi="Times" w:cs="Times New Roman"/>
@@ -1335,55 +1392,8 @@
           <w:sz w:val="30"/>
           <w:szCs w:val="30"/>
         </w:rPr>
-        <w:t>[2</w:t>
-      </w:r>
-      <w:proofErr w:type="gramStart"/>
-      <w:r>
-        <w:rPr>
-          <w:rFonts w:ascii="Times" w:hAnsi="Times" w:cs="Times New Roman"/>
-          <w:sz w:val="30"/>
-          <w:szCs w:val="30"/>
-        </w:rPr>
-        <w:t>]  </w:t>
-      </w:r>
-      <w:proofErr w:type="spellStart"/>
-      <w:r>
-        <w:rPr>
-          <w:rFonts w:ascii="Times" w:hAnsi="Times" w:cs="Times New Roman"/>
-          <w:sz w:val="30"/>
-          <w:szCs w:val="30"/>
-        </w:rPr>
-        <w:t>Diederik</w:t>
-      </w:r>
-      <w:proofErr w:type="spellEnd"/>
-      <w:proofErr w:type="gramEnd"/>
-      <w:r>
-        <w:rPr>
-          <w:rFonts w:ascii="Times" w:hAnsi="Times" w:cs="Times New Roman"/>
-          <w:sz w:val="30"/>
-          <w:szCs w:val="30"/>
-        </w:rPr>
-        <w:t xml:space="preserve"> P. </w:t>
-      </w:r>
-      <w:proofErr w:type="spellStart"/>
-      <w:r>
-        <w:rPr>
-          <w:rFonts w:ascii="Times" w:hAnsi="Times" w:cs="Times New Roman"/>
-          <w:sz w:val="30"/>
-          <w:szCs w:val="30"/>
-        </w:rPr>
-        <w:t>Kingma</w:t>
-      </w:r>
-      <w:proofErr w:type="spellEnd"/>
-      <w:r>
-        <w:rPr>
-          <w:rFonts w:ascii="Times" w:hAnsi="Times" w:cs="Times New Roman"/>
-          <w:sz w:val="30"/>
-          <w:szCs w:val="30"/>
-        </w:rPr>
-        <w:t xml:space="preserve"> and Jimmy Ba. Adam: A method for stochastic optimization. </w:t>
-      </w:r>
-      <w:proofErr w:type="spellStart"/>
+        <w:t xml:space="preserve">[2]  Diederik P. Kingma and Jimmy Ba. Adam: A method for stochastic optimization. </w:t>
+      </w:r>
       <w:r>
         <w:rPr>
           <w:rFonts w:ascii="Times" w:hAnsi="Times" w:cs="Times New Roman"/>
@@ -1394,7 +1404,6 @@
         </w:rPr>
         <w:t>CoRR</w:t>
       </w:r>
-      <w:proofErr w:type="spellEnd"/>
       <w:r>
         <w:rPr>
           <w:rFonts w:ascii="Times" w:hAnsi="Times" w:cs="Times New Roman"/>
@@ -1435,187 +1444,7 @@
           <w:sz w:val="30"/>
           <w:szCs w:val="30"/>
         </w:rPr>
-        <w:t>[3</w:t>
-      </w:r>
-      <w:proofErr w:type="gramStart"/>
-      <w:r>
-        <w:rPr>
-          <w:rFonts w:ascii="Times" w:hAnsi="Times" w:cs="Times New Roman"/>
-          <w:sz w:val="30"/>
-          <w:szCs w:val="30"/>
-        </w:rPr>
-        <w:t>]  Adam</w:t>
-      </w:r>
-      <w:proofErr w:type="gramEnd"/>
-      <w:r>
-        <w:rPr>
-          <w:rFonts w:ascii="Times" w:hAnsi="Times" w:cs="Times New Roman"/>
-          <w:sz w:val="30"/>
-          <w:szCs w:val="30"/>
-        </w:rPr>
-        <w:t xml:space="preserve"> </w:t>
-      </w:r>
-      <w:proofErr w:type="spellStart"/>
-      <w:r>
-        <w:rPr>
-          <w:rFonts w:ascii="Times" w:hAnsi="Times" w:cs="Times New Roman"/>
-          <w:sz w:val="30"/>
-          <w:szCs w:val="30"/>
-        </w:rPr>
-        <w:t>Paszke</w:t>
-      </w:r>
-      <w:proofErr w:type="spellEnd"/>
-      <w:r>
-        <w:rPr>
-          <w:rFonts w:ascii="Times" w:hAnsi="Times" w:cs="Times New Roman"/>
-          <w:sz w:val="30"/>
-          <w:szCs w:val="30"/>
-        </w:rPr>
-        <w:t xml:space="preserve">, Sam Gross, </w:t>
-      </w:r>
-      <w:proofErr w:type="spellStart"/>
-      <w:r>
-        <w:rPr>
-          <w:rFonts w:ascii="Times" w:hAnsi="Times" w:cs="Times New Roman"/>
-          <w:sz w:val="30"/>
-          <w:szCs w:val="30"/>
-        </w:rPr>
-        <w:t>Soumith</w:t>
-      </w:r>
-      <w:proofErr w:type="spellEnd"/>
-      <w:r>
-        <w:rPr>
-          <w:rFonts w:ascii="Times" w:hAnsi="Times" w:cs="Times New Roman"/>
-          <w:sz w:val="30"/>
-          <w:szCs w:val="30"/>
-        </w:rPr>
-        <w:t xml:space="preserve"> </w:t>
-      </w:r>
-      <w:proofErr w:type="spellStart"/>
-      <w:r>
-        <w:rPr>
-          <w:rFonts w:ascii="Times" w:hAnsi="Times" w:cs="Times New Roman"/>
-          <w:sz w:val="30"/>
-          <w:szCs w:val="30"/>
-        </w:rPr>
-        <w:t>Chintala</w:t>
-      </w:r>
-      <w:proofErr w:type="spellEnd"/>
-      <w:r>
-        <w:rPr>
-          <w:rFonts w:ascii="Times" w:hAnsi="Times" w:cs="Times New Roman"/>
-          <w:sz w:val="30"/>
-          <w:szCs w:val="30"/>
-        </w:rPr>
-        <w:t xml:space="preserve">, Gregory </w:t>
-      </w:r>
-      <w:proofErr w:type="spellStart"/>
-      <w:r>
-        <w:rPr>
-          <w:rFonts w:ascii="Times" w:hAnsi="Times" w:cs="Times New Roman"/>
-          <w:sz w:val="30"/>
-          <w:szCs w:val="30"/>
-        </w:rPr>
-        <w:t>Chanan</w:t>
-      </w:r>
-      <w:proofErr w:type="spellEnd"/>
-      <w:r>
-        <w:rPr>
-          <w:rFonts w:ascii="Times" w:hAnsi="Times" w:cs="Times New Roman"/>
-          <w:sz w:val="30"/>
-          <w:szCs w:val="30"/>
-        </w:rPr>
-        <w:t xml:space="preserve">, Edward Yang, Zachary DeVito, </w:t>
-      </w:r>
-      <w:proofErr w:type="spellStart"/>
-      <w:r>
-        <w:rPr>
-          <w:rFonts w:ascii="Times" w:hAnsi="Times" w:cs="Times New Roman"/>
-          <w:sz w:val="30"/>
-          <w:szCs w:val="30"/>
-        </w:rPr>
-        <w:t>Zeming</w:t>
-      </w:r>
-      <w:proofErr w:type="spellEnd"/>
-      <w:r>
-        <w:rPr>
-          <w:rFonts w:ascii="Times" w:hAnsi="Times" w:cs="Times New Roman"/>
-          <w:sz w:val="30"/>
-          <w:szCs w:val="30"/>
-        </w:rPr>
-        <w:t xml:space="preserve"> Lin, Alban </w:t>
-      </w:r>
-      <w:proofErr w:type="spellStart"/>
-      <w:r>
-        <w:rPr>
-          <w:rFonts w:ascii="Times" w:hAnsi="Times" w:cs="Times New Roman"/>
-          <w:sz w:val="30"/>
-          <w:szCs w:val="30"/>
-        </w:rPr>
-        <w:t>Desmaison</w:t>
-      </w:r>
-      <w:proofErr w:type="spellEnd"/>
-      <w:r>
-        <w:rPr>
-          <w:rFonts w:ascii="Times" w:hAnsi="Times" w:cs="Times New Roman"/>
-          <w:sz w:val="30"/>
-          <w:szCs w:val="30"/>
-        </w:rPr>
-        <w:t xml:space="preserve">, Luca </w:t>
-      </w:r>
-      <w:proofErr w:type="spellStart"/>
-      <w:r>
-        <w:rPr>
-          <w:rFonts w:ascii="Times" w:hAnsi="Times" w:cs="Times New Roman"/>
-          <w:sz w:val="30"/>
-          <w:szCs w:val="30"/>
-        </w:rPr>
-        <w:t>Antiga</w:t>
-      </w:r>
-      <w:proofErr w:type="spellEnd"/>
-      <w:r>
-        <w:rPr>
-          <w:rFonts w:ascii="Times" w:hAnsi="Times" w:cs="Times New Roman"/>
-          <w:sz w:val="30"/>
-          <w:szCs w:val="30"/>
-        </w:rPr>
-        <w:t xml:space="preserve">, and Adam </w:t>
-      </w:r>
-      <w:proofErr w:type="spellStart"/>
-      <w:r>
-        <w:rPr>
-          <w:rFonts w:ascii="Times" w:hAnsi="Times" w:cs="Times New Roman"/>
-          <w:sz w:val="30"/>
-          <w:szCs w:val="30"/>
-        </w:rPr>
-        <w:t>Lerer</w:t>
-      </w:r>
-      <w:proofErr w:type="spellEnd"/>
-      <w:r>
-        <w:rPr>
-          <w:rFonts w:ascii="Times" w:hAnsi="Times" w:cs="Times New Roman"/>
-          <w:sz w:val="30"/>
-          <w:szCs w:val="30"/>
-        </w:rPr>
-        <w:t xml:space="preserve">. Automatic differentiation in </w:t>
-      </w:r>
-      <w:proofErr w:type="spellStart"/>
-      <w:r>
-        <w:rPr>
-          <w:rFonts w:ascii="Times" w:hAnsi="Times" w:cs="Times New Roman"/>
-          <w:sz w:val="30"/>
-          <w:szCs w:val="30"/>
-        </w:rPr>
-        <w:t>pytorch</w:t>
-      </w:r>
-      <w:proofErr w:type="spellEnd"/>
-      <w:r>
-        <w:rPr>
-          <w:rFonts w:ascii="Times" w:hAnsi="Times" w:cs="Times New Roman"/>
-          <w:sz w:val="30"/>
-          <w:szCs w:val="30"/>
-        </w:rPr>
-        <w:t xml:space="preserve">. In </w:t>
+        <w:t xml:space="preserve">[3]  Adam Paszke, Sam Gross, Soumith Chintala, Gregory Chanan, Edward Yang, Zachary DeVito, Zeming Lin, Alban Desmaison, Luca Antiga, and Adam Lerer. Automatic differentiation in pytorch. In </w:t>
       </w:r>
       <w:r>
         <w:rPr>
